--- a/downloads/documents/04 Units/Unit 04 - Environmental Design and Management - Spaces We Live In/Lesson 04.14 - Build the Model.docx
+++ b/downloads/documents/04 Units/Unit 04 - Environmental Design and Management - Spaces We Live In/Lesson 04.14 - Build the Model.docx
@@ -323,7 +323,7 @@
         <w:t xml:space="preserve"> </w:t>
       </w:r>
       <w:r>
-        <w:t xml:space="preserve">for Turkish, Portuguese, and Spanish.</w:t>
+        <w:t xml:space="preserve">for Spanish.</w:t>
       </w:r>
     </w:p>
     <w:p>
@@ -1782,7 +1782,7 @@
         <w:t xml:space="preserve">”</w:t>
       </w:r>
       <w:r>
-        <w:t xml:space="preserve">; the words wall, floor, door, window, glue, cut, and label in Turkish, Portuguese, and Spanish on the guide (see</w:t>
+        <w:t xml:space="preserve">; the words wall, floor, door, window, glue, cut, and label in Spanish on the guide (see</w:t>
       </w:r>
       <w:r>
         <w:t xml:space="preserve"> </w:t>

--- a/downloads/documents/04 Units/Unit 04 - Environmental Design and Management - Spaces We Live In/Lesson 04.14 - Build the Model.docx
+++ b/downloads/documents/04 Units/Unit 04 - Environmental Design and Management - Spaces We Live In/Lesson 04.14 - Build the Model.docx
@@ -1062,7 +1062,7 @@
               <w:jc w:val="left"/>
             </w:pPr>
             <w:r>
-              <w:t xml:space="preserve">Slides 7 to 10. Show three pieces made in ninety seconds: a bed (a folded card box with a fabric scrap), a desk (a card rectangle on four toothpick or rolled-paper legs), a dresser (a stacked card block with drawn drawers). Every piece measured from the cut-out sheet dimensions at the model scale. Then color: pull the Lesson 4.8 color cards. The walls get the main color, one accent on the focal point (a headboard, a rug, a chair), and the scheme is named on the label. Say the rule: the color goes on before the furniture goes in.</w:t>
+              <w:t xml:space="preserve">Slides 7 to 10. Show three pieces made in ninety seconds: a bed (a folded card box with a fabric scrap), a desk (a card rectangle on four toothpick or rolled-paper legs), a dresser (a stacked card block with drawn drawers). Every piece measured from the cut-out sheet dimensions at the model scale. Then color: pull the Lesson 4.8 color cards. The walls get the main color, one accent on the focal point (a headboard, a rug, a chair), and the scheme is named on the label. Then texture: pull the Lesson 4.9 mood board and put one texture from it on the model (a fabric scrap on the bed, a rough paper on one wall, a cork square for a rug). Say the rule: the color goes on before the furniture goes in.</w:t>
             </w:r>
           </w:p>
         </w:tc>
@@ -2218,7 +2218,7 @@
         <w:t xml:space="preserve">02 Standards/STANDARDS SOURCES - web research.md</w:t>
       </w:r>
       <w:r>
-        <w:t xml:space="preserve">, section 4.11. (The research file confirmed only 11.9.1 under 11.9; check the LEAD FCS PDF for others.)</w:t>
+        <w:t xml:space="preserve">, section 4.11.</w:t>
       </w:r>
     </w:p>
     <w:p>
@@ -2318,7 +2318,7 @@
         <w:pStyle w:val="Compact"/>
       </w:pPr>
       <w:r>
-        <w:t xml:space="preserve">Materials cost per model, target under $4: shoebox free; one 20 by 30 foam board sheet at about $3 to $4 makes two or three bases if boxes run short (so $1 to $2 per model); card stock about $0.30; glue sticks about $0.25 per model; scrap fabric and paint chips free (ask a fabric store for remnants and a paint department for old chip cards); masking tape and markers from the room stock. Budget about $2 to $3.50 per model. Add it to the unit plan’s materials list.</w:t>
+        <w:t xml:space="preserve">Materials cost per model, target under $4: shoebox free; one 20 by 30 foam board sheet at about $3 to $4 makes two or three bases if boxes run short (so $1 to $2 per model); card stock about $0.30; glue sticks about $0.25 per model; scrap fabric and paint chips free (ask a fabric store for remnants and a paint department for old chip cards); masking tape and markers from the room stock. Budget about $2 to $3.50 per model.</w:t>
       </w:r>
     </w:p>
     <w:sectPr>
